--- a/trabalho-imunidade-parlamentar/Trabalho_Imunidade_Parlamentar_Ryan_Granchelli_Valladao.docx
+++ b/trabalho-imunidade-parlamentar/Trabalho_Imunidade_Parlamentar_Ryan_Granchelli_Valladao.docx
@@ -926,7 +926,7 @@
           <w:b w:val="0"/>
           <w:i w:val="0"/>
         </w:rPr>
-        <w:t>6.2. O voto condutor. O Min. Barroso divergiu, e o ponto central do voto dele é que o próprio acórdão do TJ-SP mostrava o contexto político da fala: o vereador reagiu, em sessão, a uma representação contra o prefeito que alguém queria ler na Câmara. Fiscalizar o Executivo e debater temas políticos faz parte do mandato tanto quanto votar leis. Logo, os dois requisitos do art. 29, VIII, estavam presentes: a fala foi na circunscrição do Município, porque foi dentro da Câmara, e foi no exercício do mandato, porque tratava da probidade do prefeito.</w:t>
+        <w:t>6.2. O voto condutor. O Min. Barroso divergiu, e o ponto central do voto dele é que o próprio acórdão do TJ-SP mostrava o contexto político da fala: o vereador reagiu, em sessão, a uma representação contra o prefeito que alguém queria ler na Câmara. Fiscalizar o Executivo e debater temas políticos faz parte do mandato tanto quanto votar leis. Logo, os dois requisitos do art. 29, VIII, estavam presentes: o discurso aconteceu dentro do território municipal, já que foi feito na própria sede do Legislativo local, e estava ligado ao mandato, porque o assunto era a honestidade do prefeito.</w:t>
       </w:r>
     </w:p>
     <w:p>
